--- a/zhs/docx/042.content.docx
+++ b/zhs/docx/042.content.docx
@@ -19,7 +19,7 @@
         <w:rPr>
           <w:lang w:val="zh_CN" w:bidi="zh_CN"/>
         </w:rPr>
-        <w:t>Resource: 关键词 (SRV)</w:t>
+        <w:t>Resource: Familiarization, Internalization, Articulation (Fia) Terms</w:t>
       </w:r>
       <w:r>
         <w:rPr>
@@ -39,42 +39,61 @@
           <w:b/>
           <w:lang w:val="zh_CN" w:bidi="zh_CN"/>
         </w:rPr>
-        <w:t>Familiarization, Internalization, Articulation (FIA) Key Terms</w:t>
-      </w:r>
-      <w:r>
-        <w:rPr>
-          <w:lang w:val="zh_CN" w:bidi="zh_CN"/>
-        </w:rPr>
-        <w:t xml:space="preserve"> © 2023 SRV Partners Released under CC BY-SA 4.0 license. </w:t>
-      </w:r>
-      <w:r>
-        <w:rPr>
-          <w:lang w:val="zh_CN" w:bidi="zh_CN"/>
-        </w:rPr>
-        <w:t>Familiarization, Internalization, Articulation (FIA) Key Terms</w:t>
-      </w:r>
-      <w:r>
-        <w:rPr>
-          <w:lang w:val="zh_CN" w:bidi="zh_CN"/>
-        </w:rPr>
-        <w:t xml:space="preserve"> has been adapted in the following languages Tok Pisin, عربي, Français, हिंदी, Bahasa Indonesia, Português, Русский, Español, Kiswahili, 简体中文 from </w:t>
-      </w:r>
-      <w:r>
-        <w:rPr>
-          <w:lang w:val="zh_CN" w:bidi="zh_CN"/>
-        </w:rPr>
-        <w:t>Familiarization, Internalization, Articulation (FIA)</w:t>
-      </w:r>
-      <w:r>
-        <w:rPr>
-          <w:lang w:val="zh_CN" w:bidi="zh_CN"/>
-        </w:rPr>
-        <w:t xml:space="preserve"> © 2023 SRV Partners. Released under CC BY-SA 4.0 license by Mission Mutual</w:t>
-      </w:r>
-      <w:r>
-        <w:rPr>
-          <w:lang w:val="zh_CN" w:bidi="zh_CN"/>
-        </w:rPr>
+        <w:t>Familiarization, Internalization, Articulation (Fia) Terms</w:t>
+      </w:r>
+      <w:r>
+        <w:rPr>
+          <w:lang w:val="zh_CN" w:bidi="zh_CN"/>
+        </w:rPr>
+        <w:t xml:space="preserve"> (Chinese (Simplified)) is based on: </w:t>
+      </w:r>
+      <w:r>
+        <w:rPr>
+          <w:lang w:val="zh_CN" w:bidi="zh_CN"/>
+        </w:rPr>
+        <w:t>Familiarization, Internalization, Articulation (Fia) Terms</w:t>
+      </w:r>
+      <w:r>
+        <w:rPr>
+          <w:lang w:val="zh_CN" w:bidi="zh_CN"/>
+        </w:rPr>
+        <w:t xml:space="preserve">, </w:t>
+      </w:r>
+      <w:hyperlink r:id="rId13">
+        <w:r>
+          <w:rPr>
+            <w:lang w:val="zh_CN" w:bidi="zh_CN"/>
+          </w:rPr>
+          <w:rPr>
+            <w:color w:val="0000EE"/>
+            <w:u w:val="single"/>
+          </w:rPr>
+          <w:t>SRV Partners</w:t>
+        </w:r>
+      </w:hyperlink>
+      <w:r>
+        <w:rPr>
+          <w:lang w:val="zh_CN" w:bidi="zh_CN"/>
+        </w:rPr>
+        <w:t xml:space="preserve">, 2023, which is licensed under a </w:t>
+      </w:r>
+      <w:hyperlink r:id="rId14">
+        <w:r>
+          <w:rPr>
+            <w:lang w:val="zh_CN" w:bidi="zh_CN"/>
+          </w:rPr>
+          <w:rPr>
+            <w:color w:val="0000EE"/>
+            <w:u w:val="single"/>
+          </w:rPr>
+          <w:t>CC BY-SA 4.0 license</w:t>
+        </w:r>
+      </w:hyperlink>
+      <w:r>
+        <w:rPr>
+          <w:lang w:val="zh_CN" w:bidi="zh_CN"/>
+        </w:rPr>
+        <w:t>.</w:t>
       </w:r>
       <w:r>
         <w:rPr>
@@ -83,6 +102,30 @@
       </w:r>
     </w:p>
     <w:p>
+      <w:pPr/>
+      <w:r>
+        <w:rPr>
+          <w:lang w:val="zh_CN" w:bidi="zh_CN"/>
+        </w:rPr>
+      </w:r>
+      <w:r>
+        <w:rPr>
+          <w:lang w:val="zh_CN" w:bidi="zh_CN"/>
+        </w:rPr>
+        <w:t>This PDF version is provided under the same license.</w:t>
+      </w:r>
+      <w:r>
+        <w:rPr>
+          <w:lang w:val="zh_CN" w:bidi="zh_CN"/>
+        </w:rPr>
+      </w:r>
+      <w:r>
+        <w:rPr>
+          <w:lang w:val="zh_CN" w:bidi="zh_CN"/>
+        </w:rPr>
+      </w:r>
+    </w:p>
+    <w:p>
       <w:pPr>
         <w:pStyle w:val="Heading1"/>
       </w:pPr>
@@ -90,7 +133,7 @@
         <w:rPr>
           <w:lang w:val="zh_CN" w:bidi="zh_CN"/>
         </w:rPr>
-        <w:t>关键词 (SRV)</w:t>
+        <w:t>Familiarization, Internalization, Articulation (Fia) Terms</w:t>
       </w:r>
     </w:p>
     <w:p>
@@ -211,12 +254,18 @@
         </w:rPr>
         <w:t>神创造人有身体，我们可以触摸并看见彼此的身体。 但神也创造了有思想、感情和欲望的人。 我们看不到人的这一部分，但我们知道它存在。 在圣经中，人这个不可见的部分通常被称为</w:t>
       </w:r>
-      <w:r>
-        <w:rPr>
-          <w:lang w:val="zh_CN" w:bidi="zh_CN"/>
-        </w:rPr>
-        <w:t>灵魂</w:t>
-      </w:r>
+      <w:hyperlink r:id="rId15">
+        <w:r>
+          <w:rPr>
+            <w:lang w:val="zh_CN" w:bidi="zh_CN"/>
+          </w:rPr>
+          <w:rPr>
+            <w:color w:val="0000EE"/>
+            <w:u w:val="single"/>
+          </w:rPr>
+          <w:t>灵魂</w:t>
+        </w:r>
+      </w:hyperlink>
       <w:r>
         <w:rPr>
           <w:lang w:val="zh_CN" w:bidi="zh_CN"/>
@@ -250,36 +299,54 @@
         </w:rPr>
         <w:t>当圣经使用灵这个词时，重点是在人与神的</w:t>
       </w:r>
-      <w:r>
-        <w:rPr>
-          <w:lang w:val="zh_CN" w:bidi="zh_CN"/>
-        </w:rPr>
-        <w:t>关系</w:t>
-      </w:r>
+      <w:hyperlink r:id="rId16">
+        <w:r>
+          <w:rPr>
+            <w:lang w:val="zh_CN" w:bidi="zh_CN"/>
+          </w:rPr>
+          <w:rPr>
+            <w:color w:val="0000EE"/>
+            <w:u w:val="single"/>
+          </w:rPr>
+          <w:t>关系</w:t>
+        </w:r>
+      </w:hyperlink>
       <w:r>
         <w:rPr>
           <w:lang w:val="zh_CN" w:bidi="zh_CN"/>
         </w:rPr>
         <w:t>。 当我们</w:t>
       </w:r>
-      <w:r>
-        <w:rPr>
-          <w:lang w:val="zh_CN" w:bidi="zh_CN"/>
-        </w:rPr>
-        <w:t>祷告</w:t>
-      </w:r>
+      <w:hyperlink r:id="rId17">
+        <w:r>
+          <w:rPr>
+            <w:lang w:val="zh_CN" w:bidi="zh_CN"/>
+          </w:rPr>
+          <w:rPr>
+            <w:color w:val="0000EE"/>
+            <w:u w:val="single"/>
+          </w:rPr>
+          <w:t>祷告</w:t>
+        </w:r>
+      </w:hyperlink>
       <w:r>
         <w:rPr>
           <w:lang w:val="zh_CN" w:bidi="zh_CN"/>
         </w:rPr>
         <w:t>时，是我们的灵与神说话。 当</w:t>
       </w:r>
-      <w:r>
-        <w:rPr>
-          <w:lang w:val="zh_CN" w:bidi="zh_CN"/>
-        </w:rPr>
-        <w:t>信</w:t>
-      </w:r>
+      <w:hyperlink r:id="rId18">
+        <w:r>
+          <w:rPr>
+            <w:lang w:val="zh_CN" w:bidi="zh_CN"/>
+          </w:rPr>
+          <w:rPr>
+            <w:color w:val="0000EE"/>
+            <w:u w:val="single"/>
+          </w:rPr>
+          <w:t>信</w:t>
+        </w:r>
+      </w:hyperlink>
       <w:r>
         <w:rPr>
           <w:lang w:val="zh_CN" w:bidi="zh_CN"/>
@@ -355,12 +422,18 @@
           <w:lang w:val="zh_CN" w:bidi="zh_CN"/>
         </w:rPr>
       </w:r>
-      <w:r>
-        <w:rPr>
-          <w:lang w:val="zh_CN" w:bidi="zh_CN"/>
-        </w:rPr>
-        <w:t>灵魂</w:t>
-      </w:r>
+      <w:hyperlink r:id="rId15">
+        <w:r>
+          <w:rPr>
+            <w:lang w:val="zh_CN" w:bidi="zh_CN"/>
+          </w:rPr>
+          <w:rPr>
+            <w:color w:val="0000EE"/>
+            <w:u w:val="single"/>
+          </w:rPr>
+          <w:t>灵魂</w:t>
+        </w:r>
+      </w:hyperlink>
       <w:r>
         <w:rPr>
           <w:lang w:val="zh_CN" w:bidi="zh_CN"/>
@@ -404,12 +477,18 @@
           <w:lang w:val="zh_CN" w:bidi="zh_CN"/>
         </w:rPr>
       </w:r>
-      <w:r>
-        <w:rPr>
-          <w:lang w:val="zh_CN" w:bidi="zh_CN"/>
-        </w:rPr>
-        <w:t>心</w:t>
-      </w:r>
+      <w:hyperlink r:id="rId19">
+        <w:r>
+          <w:rPr>
+            <w:lang w:val="zh_CN" w:bidi="zh_CN"/>
+          </w:rPr>
+          <w:rPr>
+            <w:color w:val="0000EE"/>
+            <w:u w:val="single"/>
+          </w:rPr>
+          <w:t>心</w:t>
+        </w:r>
+      </w:hyperlink>
       <w:r>
         <w:rPr>
           <w:lang w:val="zh_CN" w:bidi="zh_CN"/>
@@ -428,12 +507,18 @@
           <w:lang w:val="zh_CN" w:bidi="zh_CN"/>
         </w:rPr>
       </w:r>
-      <w:r>
-        <w:rPr>
-          <w:lang w:val="zh_CN" w:bidi="zh_CN"/>
-        </w:rPr>
-        <w:t>意</w:t>
-      </w:r>
+      <w:hyperlink r:id="rId20">
+        <w:r>
+          <w:rPr>
+            <w:lang w:val="zh_CN" w:bidi="zh_CN"/>
+          </w:rPr>
+          <w:rPr>
+            <w:color w:val="0000EE"/>
+            <w:u w:val="single"/>
+          </w:rPr>
+          <w:t>意</w:t>
+        </w:r>
+      </w:hyperlink>
       <w:r>
         <w:rPr>
           <w:lang w:val="zh_CN" w:bidi="zh_CN"/>
@@ -467,12 +552,23 @@
         <w:rPr>
           <w:lang w:val="zh_CN" w:bidi="zh_CN"/>
         </w:rPr>
-        <w:t>灵魂</w:t>
-      </w:r>
-      <w:r>
-        <w:rPr>
-          <w:lang w:val="zh_CN" w:bidi="zh_CN"/>
-        </w:rPr>
+        <w:t>灵</w:t>
+      </w:r>
+      <w:r>
+        <w:rPr>
+          <w:lang w:val="zh_CN" w:bidi="zh_CN"/>
+        </w:rPr>
+      </w:r>
+    </w:p>
+    <w:p>
+      <w:pPr>
+        <w:pStyle w:val="Heading4"/>
+      </w:pPr>
+      <w:r>
+        <w:rPr>
+          <w:lang w:val="zh_CN" w:bidi="zh_CN"/>
+        </w:rPr>
+        <w:t>Audio Content</w:t>
       </w:r>
     </w:p>
     <w:p>
@@ -482,24 +578,33 @@
           <w:lang w:val="zh_CN" w:bidi="zh_CN"/>
         </w:rPr>
       </w:r>
-      <w:r>
-        <w:rPr>
-          <w:lang w:val="zh_CN" w:bidi="zh_CN"/>
-        </w:rPr>
-        <w:t>神创造人有身体，我们可以触摸并看见彼此的身体。 但神也创造了有思想、感情和欲望的人。 我们看不到人的这一部分，但我们知道它存在。 在圣经中，人这个看不见的部分通常被称为</w:t>
-      </w:r>
-      <w:r>
-        <w:rPr>
-          <w:b/>
-          <w:lang w:val="zh_CN" w:bidi="zh_CN"/>
-        </w:rPr>
-        <w:t>灵魂</w:t>
-      </w:r>
-      <w:r>
-        <w:rPr>
-          <w:lang w:val="zh_CN" w:bidi="zh_CN"/>
-        </w:rPr>
-        <w:t>。 即使我们的身体死了，我们的灵魂也可能存活。</w:t>
+      <w:hyperlink r:id="rId21">
+        <w:r>
+          <w:rPr>
+            <w:lang w:val="zh_CN" w:bidi="zh_CN"/>
+          </w:rPr>
+          <w:rPr>
+            <w:color w:val="0000EE"/>
+            <w:u w:val="single"/>
+          </w:rPr>
+          <w:t>mp3 file</w:t>
+        </w:r>
+      </w:hyperlink>
+      <w:r>
+        <w:rPr>
+          <w:lang w:val="zh_CN" w:bidi="zh_CN"/>
+        </w:rPr>
+        <w:t xml:space="preserve"> (None KB)</w:t>
+      </w:r>
+      <w:r>
+        <w:rPr>
+          <w:lang w:val="zh_CN" w:bidi="zh_CN"/>
+        </w:rPr>
+      </w:r>
+      <w:r>
+        <w:rPr>
+          <w:lang w:val="zh_CN" w:bidi="zh_CN"/>
+        </w:rPr>
       </w:r>
     </w:p>
     <w:p>
@@ -509,11 +614,21 @@
           <w:lang w:val="zh_CN" w:bidi="zh_CN"/>
         </w:rPr>
       </w:r>
-      <w:r>
-        <w:rPr>
-          <w:lang w:val="zh_CN" w:bidi="zh_CN"/>
-        </w:rPr>
-        <w:t>没有灵魂，人就是不完整的。 因此，圣经经常使用灵魂这个词，作为"人"的另一种表示方式。 例如，圣经在一段经文中说到"一个家庭中有十四个灵魂"。 这仅仅意味着一个家庭中有十四个人。</w:t>
+    </w:p>
+    <w:p>
+      <w:pPr>
+        <w:pStyle w:val="Heading2"/>
+      </w:pPr>
+      <w:r>
+        <w:rPr>
+          <w:lang w:val="zh_CN" w:bidi="zh_CN"/>
+        </w:rPr>
+        <w:t>灵魂</w:t>
+      </w:r>
+      <w:r>
+        <w:rPr>
+          <w:lang w:val="zh_CN" w:bidi="zh_CN"/>
+        </w:rPr>
       </w:r>
     </w:p>
     <w:p>
@@ -527,24 +642,11 @@
         <w:rPr>
           <w:lang w:val="zh_CN" w:bidi="zh_CN"/>
         </w:rPr>
-        <w:t>在其他地方，灵魂这个词指的是一个人的</w:t>
-      </w:r>
-      <w:r>
-        <w:rPr>
-          <w:i/>
-          <w:lang w:val="zh_CN" w:bidi="zh_CN"/>
-        </w:rPr>
-        <w:t>生命</w:t>
-      </w:r>
-      <w:r>
-        <w:rPr>
-          <w:lang w:val="zh_CN" w:bidi="zh_CN"/>
-        </w:rPr>
-        <w:t>。 耶稣说，祂来是为人们而舍弃祂的</w:t>
-      </w:r>
-      <w:r>
-        <w:rPr>
-          <w:i/>
+        <w:t>神创造人有身体，我们可以触摸并看见彼此的身体。 但神也创造了有思想、感情和欲望的人。 我们看不到人的这一部分，但我们知道它存在。 在圣经中，人这个看不见的部分通常被称为</w:t>
+      </w:r>
+      <w:r>
+        <w:rPr>
+          <w:b/>
           <w:lang w:val="zh_CN" w:bidi="zh_CN"/>
         </w:rPr>
         <w:t>灵魂</w:t>
@@ -553,20 +655,7 @@
         <w:rPr>
           <w:lang w:val="zh_CN" w:bidi="zh_CN"/>
         </w:rPr>
-        <w:t>。 这表示祂是来为世人舍弃自己的</w:t>
-      </w:r>
-      <w:r>
-        <w:rPr>
-          <w:i/>
-          <w:lang w:val="zh_CN" w:bidi="zh_CN"/>
-        </w:rPr>
-        <w:t>生命</w:t>
-      </w:r>
-      <w:r>
-        <w:rPr>
-          <w:lang w:val="zh_CN" w:bidi="zh_CN"/>
-        </w:rPr>
-        <w:t>。</w:t>
+        <w:t>。 即使我们的身体死了，我们的灵魂也可能存活。</w:t>
       </w:r>
     </w:p>
     <w:p>
@@ -580,55 +669,7 @@
         <w:rPr>
           <w:lang w:val="zh_CN" w:bidi="zh_CN"/>
         </w:rPr>
-        <w:t>圣经也使用"</w:t>
-      </w:r>
-      <w:r>
-        <w:rPr>
-          <w:lang w:val="zh_CN" w:bidi="zh_CN"/>
-        </w:rPr>
-        <w:t>灵</w:t>
-      </w:r>
-      <w:r>
-        <w:rPr>
-          <w:lang w:val="zh_CN" w:bidi="zh_CN"/>
-        </w:rPr>
-        <w:t>"这个词来指人的内在，看不见的部分。 当圣经使用灵这个词时，重点是在人与神的</w:t>
-      </w:r>
-      <w:r>
-        <w:rPr>
-          <w:lang w:val="zh_CN" w:bidi="zh_CN"/>
-        </w:rPr>
-        <w:t>关系</w:t>
-      </w:r>
-      <w:r>
-        <w:rPr>
-          <w:lang w:val="zh_CN" w:bidi="zh_CN"/>
-        </w:rPr>
-        <w:t>。 当我们</w:t>
-      </w:r>
-      <w:r>
-        <w:rPr>
-          <w:lang w:val="zh_CN" w:bidi="zh_CN"/>
-        </w:rPr>
-        <w:t>祷告</w:t>
-      </w:r>
-      <w:r>
-        <w:rPr>
-          <w:lang w:val="zh_CN" w:bidi="zh_CN"/>
-        </w:rPr>
-        <w:t>时，是我们的灵与神说话。 当</w:t>
-      </w:r>
-      <w:r>
-        <w:rPr>
-          <w:lang w:val="zh_CN" w:bidi="zh_CN"/>
-        </w:rPr>
-        <w:t>信</w:t>
-      </w:r>
-      <w:r>
-        <w:rPr>
-          <w:lang w:val="zh_CN" w:bidi="zh_CN"/>
-        </w:rPr>
-        <w:t>耶稣的人死时，他们的灵将继续与神同住。</w:t>
+        <w:t>没有灵魂，人就是不完整的。 因此，圣经经常使用灵魂这个词，作为"人"的另一种表示方式。 例如，圣经在一段经文中说到"一个家庭中有十四个灵魂"。 这仅仅意味着一个家庭中有十四个人。</w:t>
       </w:r>
     </w:p>
     <w:p>
@@ -642,7 +683,46 @@
         <w:rPr>
           <w:lang w:val="zh_CN" w:bidi="zh_CN"/>
         </w:rPr>
-        <w:t>有些人认为灵和灵魂是相同的，这两个不同的词只是强调的重点略有不同。 另一些人认为它们不同，并且每个人都有身体、灵魂和灵。</w:t>
+        <w:t>在其他地方，灵魂这个词指的是一个人的</w:t>
+      </w:r>
+      <w:r>
+        <w:rPr>
+          <w:i/>
+          <w:lang w:val="zh_CN" w:bidi="zh_CN"/>
+        </w:rPr>
+        <w:t>生命</w:t>
+      </w:r>
+      <w:r>
+        <w:rPr>
+          <w:lang w:val="zh_CN" w:bidi="zh_CN"/>
+        </w:rPr>
+        <w:t>。 耶稣说，祂来是为人们而舍弃祂的</w:t>
+      </w:r>
+      <w:r>
+        <w:rPr>
+          <w:i/>
+          <w:lang w:val="zh_CN" w:bidi="zh_CN"/>
+        </w:rPr>
+        <w:t>灵魂</w:t>
+      </w:r>
+      <w:r>
+        <w:rPr>
+          <w:lang w:val="zh_CN" w:bidi="zh_CN"/>
+        </w:rPr>
+        <w:t>。 这表示祂是来为世人舍弃自己的</w:t>
+      </w:r>
+      <w:r>
+        <w:rPr>
+          <w:i/>
+          <w:lang w:val="zh_CN" w:bidi="zh_CN"/>
+        </w:rPr>
+        <w:t>生命</w:t>
+      </w:r>
+      <w:r>
+        <w:rPr>
+          <w:lang w:val="zh_CN" w:bidi="zh_CN"/>
+        </w:rPr>
+        <w:t>。</w:t>
       </w:r>
     </w:p>
     <w:p>
@@ -654,10 +734,81 @@
       </w:r>
       <w:r>
         <w:rPr>
-          <w:b/>
-          <w:lang w:val="zh_CN" w:bidi="zh_CN"/>
-        </w:rPr>
-        <w:t>当你翻译"灵魂"时，要注意以下几个事项：</w:t>
+          <w:lang w:val="zh_CN" w:bidi="zh_CN"/>
+        </w:rPr>
+        <w:t>圣经也使用"</w:t>
+      </w:r>
+      <w:hyperlink r:id="rId22">
+        <w:r>
+          <w:rPr>
+            <w:lang w:val="zh_CN" w:bidi="zh_CN"/>
+          </w:rPr>
+          <w:rPr>
+            <w:color w:val="0000EE"/>
+            <w:u w:val="single"/>
+          </w:rPr>
+          <w:t>灵</w:t>
+        </w:r>
+      </w:hyperlink>
+      <w:r>
+        <w:rPr>
+          <w:lang w:val="zh_CN" w:bidi="zh_CN"/>
+        </w:rPr>
+        <w:t>"这个词来指人的内在，看不见的部分。 当圣经使用灵这个词时，重点是在人与神的</w:t>
+      </w:r>
+      <w:hyperlink r:id="rId16">
+        <w:r>
+          <w:rPr>
+            <w:lang w:val="zh_CN" w:bidi="zh_CN"/>
+          </w:rPr>
+          <w:rPr>
+            <w:color w:val="0000EE"/>
+            <w:u w:val="single"/>
+          </w:rPr>
+          <w:t>关系</w:t>
+        </w:r>
+      </w:hyperlink>
+      <w:r>
+        <w:rPr>
+          <w:lang w:val="zh_CN" w:bidi="zh_CN"/>
+        </w:rPr>
+        <w:t>。 当我们</w:t>
+      </w:r>
+      <w:hyperlink r:id="rId17">
+        <w:r>
+          <w:rPr>
+            <w:lang w:val="zh_CN" w:bidi="zh_CN"/>
+          </w:rPr>
+          <w:rPr>
+            <w:color w:val="0000EE"/>
+            <w:u w:val="single"/>
+          </w:rPr>
+          <w:t>祷告</w:t>
+        </w:r>
+      </w:hyperlink>
+      <w:r>
+        <w:rPr>
+          <w:lang w:val="zh_CN" w:bidi="zh_CN"/>
+        </w:rPr>
+        <w:t>时，是我们的灵与神说话。 当</w:t>
+      </w:r>
+      <w:hyperlink r:id="rId18">
+        <w:r>
+          <w:rPr>
+            <w:lang w:val="zh_CN" w:bidi="zh_CN"/>
+          </w:rPr>
+          <w:rPr>
+            <w:color w:val="0000EE"/>
+            <w:u w:val="single"/>
+          </w:rPr>
+          <w:t>信</w:t>
+        </w:r>
+      </w:hyperlink>
+      <w:r>
+        <w:rPr>
+          <w:lang w:val="zh_CN" w:bidi="zh_CN"/>
+        </w:rPr>
+        <w:t>耶稣的人死时，他们的灵将继续与神同住。</w:t>
       </w:r>
     </w:p>
     <w:p>
@@ -671,7 +822,7 @@
         <w:rPr>
           <w:lang w:val="zh_CN" w:bidi="zh_CN"/>
         </w:rPr>
-        <w:t>请注意，你也需要有词来表示"灵"、"心"和"意"， 心、意、灵魂和灵这些词都与人的内在不可见的部分有关，但每个词的用法都略有不同。你可能想要听取这些词语中每个词语的解释，然后一起讨论这四个词语。 然后，你可以决定如何翻译这些词语中的每个词语。 但请记住，在每个特定的语境中，你必须再次判断你是否选择了正确的词语。 有时这些词中的某一个词可能比其他的词更合适。</w:t>
+        <w:t>有些人认为灵和灵魂是相同的，这两个不同的词只是强调的重点略有不同。 另一些人认为它们不同，并且每个人都有身体、灵魂和灵。</w:t>
       </w:r>
     </w:p>
     <w:p>
@@ -683,6 +834,35 @@
       </w:r>
       <w:r>
         <w:rPr>
+          <w:b/>
+          <w:lang w:val="zh_CN" w:bidi="zh_CN"/>
+        </w:rPr>
+        <w:t>当你翻译"灵魂"时，要注意以下几个事项：</w:t>
+      </w:r>
+    </w:p>
+    <w:p>
+      <w:pPr/>
+      <w:r>
+        <w:rPr>
+          <w:lang w:val="zh_CN" w:bidi="zh_CN"/>
+        </w:rPr>
+      </w:r>
+      <w:r>
+        <w:rPr>
+          <w:lang w:val="zh_CN" w:bidi="zh_CN"/>
+        </w:rPr>
+        <w:t>请注意，你也需要有词来表示"灵"、"心"和"意"， 心、意、灵魂和灵这些词都与人的内在不可见的部分有关，但每个词的用法都略有不同。你可能想要听取这些词语中每个词语的解释，然后一起讨论这四个词语。 然后，你可以决定如何翻译这些词语中的每个词语。 但请记住，在每个特定的语境中，你必须再次判断你是否选择了正确的词语。 有时这些词中的某一个词可能比其他的词更合适。</w:t>
+      </w:r>
+    </w:p>
+    <w:p>
+      <w:pPr/>
+      <w:r>
+        <w:rPr>
+          <w:lang w:val="zh_CN" w:bidi="zh_CN"/>
+        </w:rPr>
+      </w:r>
+      <w:r>
+        <w:rPr>
           <w:lang w:val="zh_CN" w:bidi="zh_CN"/>
         </w:rPr>
         <w:t>以下是这四个不同术语的简短摘要：</w:t>
@@ -724,12 +904,18 @@
           <w:lang w:val="zh_CN" w:bidi="zh_CN"/>
         </w:rPr>
       </w:r>
-      <w:r>
-        <w:rPr>
-          <w:lang w:val="zh_CN" w:bidi="zh_CN"/>
-        </w:rPr>
-        <w:t>灵</w:t>
-      </w:r>
+      <w:hyperlink r:id="rId22">
+        <w:r>
+          <w:rPr>
+            <w:lang w:val="zh_CN" w:bidi="zh_CN"/>
+          </w:rPr>
+          <w:rPr>
+            <w:color w:val="0000EE"/>
+            <w:u w:val="single"/>
+          </w:rPr>
+          <w:t>灵</w:t>
+        </w:r>
+      </w:hyperlink>
       <w:r>
         <w:rPr>
           <w:lang w:val="zh_CN" w:bidi="zh_CN"/>
@@ -748,12 +934,18 @@
           <w:lang w:val="zh_CN" w:bidi="zh_CN"/>
         </w:rPr>
       </w:r>
-      <w:r>
-        <w:rPr>
-          <w:lang w:val="zh_CN" w:bidi="zh_CN"/>
-        </w:rPr>
-        <w:t>心</w:t>
-      </w:r>
+      <w:hyperlink r:id="rId19">
+        <w:r>
+          <w:rPr>
+            <w:lang w:val="zh_CN" w:bidi="zh_CN"/>
+          </w:rPr>
+          <w:rPr>
+            <w:color w:val="0000EE"/>
+            <w:u w:val="single"/>
+          </w:rPr>
+          <w:t>心</w:t>
+        </w:r>
+      </w:hyperlink>
       <w:r>
         <w:rPr>
           <w:lang w:val="zh_CN" w:bidi="zh_CN"/>
@@ -772,17 +964,94 @@
           <w:lang w:val="zh_CN" w:bidi="zh_CN"/>
         </w:rPr>
       </w:r>
-      <w:r>
-        <w:rPr>
-          <w:lang w:val="zh_CN" w:bidi="zh_CN"/>
-        </w:rPr>
-        <w:t>意</w:t>
-      </w:r>
+      <w:hyperlink r:id="rId20">
+        <w:r>
+          <w:rPr>
+            <w:lang w:val="zh_CN" w:bidi="zh_CN"/>
+          </w:rPr>
+          <w:rPr>
+            <w:color w:val="0000EE"/>
+            <w:u w:val="single"/>
+          </w:rPr>
+          <w:t>意</w:t>
+        </w:r>
+      </w:hyperlink>
       <w:r>
         <w:rPr>
           <w:lang w:val="zh_CN" w:bidi="zh_CN"/>
         </w:rPr>
         <w:t>：意与心非常相似，但更强调思想、智力和意志或做某事的意愿。</w:t>
+      </w:r>
+      <w:r>
+        <w:rPr>
+          <w:lang w:val="zh_CN" w:bidi="zh_CN"/>
+        </w:rPr>
+      </w:r>
+      <w:r>
+        <w:rPr>
+          <w:lang w:val="zh_CN" w:bidi="zh_CN"/>
+        </w:rPr>
+      </w:r>
+    </w:p>
+    <w:p>
+      <w:pPr/>
+      <w:r>
+        <w:rPr>
+          <w:lang w:val="zh_CN" w:bidi="zh_CN"/>
+        </w:rPr>
+      </w:r>
+    </w:p>
+    <w:p>
+      <w:pPr>
+        <w:pStyle w:val="Heading2"/>
+      </w:pPr>
+      <w:r>
+        <w:rPr>
+          <w:lang w:val="zh_CN" w:bidi="zh_CN"/>
+        </w:rPr>
+        <w:t>灵魂</w:t>
+      </w:r>
+      <w:r>
+        <w:rPr>
+          <w:lang w:val="zh_CN" w:bidi="zh_CN"/>
+        </w:rPr>
+      </w:r>
+    </w:p>
+    <w:p>
+      <w:pPr>
+        <w:pStyle w:val="Heading4"/>
+      </w:pPr>
+      <w:r>
+        <w:rPr>
+          <w:lang w:val="zh_CN" w:bidi="zh_CN"/>
+        </w:rPr>
+        <w:t>Audio Content</w:t>
+      </w:r>
+    </w:p>
+    <w:p>
+      <w:pPr/>
+      <w:r>
+        <w:rPr>
+          <w:lang w:val="zh_CN" w:bidi="zh_CN"/>
+        </w:rPr>
+      </w:r>
+      <w:hyperlink r:id="rId21">
+        <w:r>
+          <w:rPr>
+            <w:lang w:val="zh_CN" w:bidi="zh_CN"/>
+          </w:rPr>
+          <w:rPr>
+            <w:color w:val="0000EE"/>
+            <w:u w:val="single"/>
+          </w:rPr>
+          <w:t>mp3 file</w:t>
+        </w:r>
+      </w:hyperlink>
+      <w:r>
+        <w:rPr>
+          <w:lang w:val="zh_CN" w:bidi="zh_CN"/>
+        </w:rPr>
+        <w:t xml:space="preserve"> (None KB)</w:t>
       </w:r>
       <w:r>
         <w:rPr>

--- a/zhs/docx/042.content.docx
+++ b/zhs/docx/042.content.docx
@@ -39,80 +39,37 @@
           <w:b/>
           <w:lang w:val="zh_CN" w:bidi="zh_CN"/>
         </w:rPr>
-        <w:t>Familiarization, Internalization, Articulation (Fia) Terms</w:t>
-      </w:r>
-      <w:r>
-        <w:rPr>
-          <w:lang w:val="zh_CN" w:bidi="zh_CN"/>
-        </w:rPr>
-        <w:t xml:space="preserve"> (Chinese (Simplified)) is based on: </w:t>
-      </w:r>
-      <w:r>
-        <w:rPr>
-          <w:lang w:val="zh_CN" w:bidi="zh_CN"/>
-        </w:rPr>
-        <w:t>Familiarization, Internalization, Articulation (Fia) Terms</w:t>
-      </w:r>
-      <w:r>
-        <w:rPr>
-          <w:lang w:val="zh_CN" w:bidi="zh_CN"/>
-        </w:rPr>
-        <w:t xml:space="preserve">, </w:t>
-      </w:r>
-      <w:hyperlink r:id="rId13">
-        <w:r>
-          <w:rPr>
-            <w:lang w:val="zh_CN" w:bidi="zh_CN"/>
-          </w:rPr>
-          <w:rPr>
-            <w:color w:val="0000EE"/>
-            <w:u w:val="single"/>
-          </w:rPr>
-          <w:t>SRV Partners</w:t>
-        </w:r>
-      </w:hyperlink>
-      <w:r>
-        <w:rPr>
-          <w:lang w:val="zh_CN" w:bidi="zh_CN"/>
-        </w:rPr>
-        <w:t xml:space="preserve">, 2023, which is licensed under a </w:t>
-      </w:r>
-      <w:hyperlink r:id="rId14">
-        <w:r>
-          <w:rPr>
-            <w:lang w:val="zh_CN" w:bidi="zh_CN"/>
-          </w:rPr>
-          <w:rPr>
-            <w:color w:val="0000EE"/>
-            <w:u w:val="single"/>
-          </w:rPr>
-          <w:t>CC BY-SA 4.0 license</w:t>
-        </w:r>
-      </w:hyperlink>
-      <w:r>
-        <w:rPr>
-          <w:lang w:val="zh_CN" w:bidi="zh_CN"/>
-        </w:rPr>
-        <w:t>.</w:t>
-      </w:r>
-      <w:r>
-        <w:rPr>
-          <w:lang w:val="zh_CN" w:bidi="zh_CN"/>
-        </w:rPr>
-      </w:r>
-    </w:p>
-    <w:p>
-      <w:pPr/>
-      <w:r>
-        <w:rPr>
-          <w:lang w:val="zh_CN" w:bidi="zh_CN"/>
-        </w:rPr>
-      </w:r>
-      <w:r>
-        <w:rPr>
-          <w:lang w:val="zh_CN" w:bidi="zh_CN"/>
-        </w:rPr>
-        <w:t>This PDF version is provided under the same license.</w:t>
+        <w:t>Familiarization, Internalization, Articulation (FIA) Key Terms</w:t>
+      </w:r>
+      <w:r>
+        <w:rPr>
+          <w:lang w:val="zh_CN" w:bidi="zh_CN"/>
+        </w:rPr>
+        <w:t xml:space="preserve"> © 2023 SRV Partners Released under CC BY-SA 4.0 license. </w:t>
+      </w:r>
+      <w:r>
+        <w:rPr>
+          <w:lang w:val="zh_CN" w:bidi="zh_CN"/>
+        </w:rPr>
+        <w:t>Familiarization, Internalization, Articulation (FIA) Key Terms</w:t>
+      </w:r>
+      <w:r>
+        <w:rPr>
+          <w:lang w:val="zh_CN" w:bidi="zh_CN"/>
+        </w:rPr>
+        <w:t xml:space="preserve"> has been adapted in the following languages Tok Pisin, عربي, Français, हिंदी, Bahasa Indonesia, Português, Русский, Español, Kiswahili, 简体中文 from </w:t>
+      </w:r>
+      <w:r>
+        <w:rPr>
+          <w:lang w:val="zh_CN" w:bidi="zh_CN"/>
+        </w:rPr>
+        <w:t>Familiarization, Internalization, Articulation (FIA)</w:t>
+      </w:r>
+      <w:r>
+        <w:rPr>
+          <w:lang w:val="zh_CN" w:bidi="zh_CN"/>
+        </w:rPr>
+        <w:t xml:space="preserve"> © 2023 SRV Partners. Released under CC BY-SA 4.0 license by Mission Mutual</w:t>
       </w:r>
       <w:r>
         <w:rPr>
@@ -254,7 +211,7 @@
         </w:rPr>
         <w:t>神创造人有身体，我们可以触摸并看见彼此的身体。 但神也创造了有思想、感情和欲望的人。 我们看不到人的这一部分，但我们知道它存在。 在圣经中，人这个不可见的部分通常被称为</w:t>
       </w:r>
-      <w:hyperlink r:id="rId15">
+      <w:hyperlink r:id="rId13">
         <w:r>
           <w:rPr>
             <w:lang w:val="zh_CN" w:bidi="zh_CN"/>
@@ -299,7 +256,7 @@
         </w:rPr>
         <w:t>当圣经使用灵这个词时，重点是在人与神的</w:t>
       </w:r>
-      <w:hyperlink r:id="rId16">
+      <w:hyperlink r:id="rId14">
         <w:r>
           <w:rPr>
             <w:lang w:val="zh_CN" w:bidi="zh_CN"/>
@@ -317,7 +274,7 @@
         </w:rPr>
         <w:t>。 当我们</w:t>
       </w:r>
-      <w:hyperlink r:id="rId17">
+      <w:hyperlink r:id="rId15">
         <w:r>
           <w:rPr>
             <w:lang w:val="zh_CN" w:bidi="zh_CN"/>
@@ -335,7 +292,7 @@
         </w:rPr>
         <w:t>时，是我们的灵与神说话。 当</w:t>
       </w:r>
-      <w:hyperlink r:id="rId18">
+      <w:hyperlink r:id="rId16">
         <w:r>
           <w:rPr>
             <w:lang w:val="zh_CN" w:bidi="zh_CN"/>
@@ -422,7 +379,7 @@
           <w:lang w:val="zh_CN" w:bidi="zh_CN"/>
         </w:rPr>
       </w:r>
-      <w:hyperlink r:id="rId15">
+      <w:hyperlink r:id="rId13">
         <w:r>
           <w:rPr>
             <w:lang w:val="zh_CN" w:bidi="zh_CN"/>
@@ -477,7 +434,7 @@
           <w:lang w:val="zh_CN" w:bidi="zh_CN"/>
         </w:rPr>
       </w:r>
-      <w:hyperlink r:id="rId19">
+      <w:hyperlink r:id="rId17">
         <w:r>
           <w:rPr>
             <w:lang w:val="zh_CN" w:bidi="zh_CN"/>
@@ -507,7 +464,7 @@
           <w:lang w:val="zh_CN" w:bidi="zh_CN"/>
         </w:rPr>
       </w:r>
-      <w:hyperlink r:id="rId20">
+      <w:hyperlink r:id="rId18">
         <w:r>
           <w:rPr>
             <w:lang w:val="zh_CN" w:bidi="zh_CN"/>
@@ -578,7 +535,7 @@
           <w:lang w:val="zh_CN" w:bidi="zh_CN"/>
         </w:rPr>
       </w:r>
-      <w:hyperlink r:id="rId21">
+      <w:hyperlink r:id="rId19">
         <w:r>
           <w:rPr>
             <w:lang w:val="zh_CN" w:bidi="zh_CN"/>
@@ -738,7 +695,7 @@
         </w:rPr>
         <w:t>圣经也使用"</w:t>
       </w:r>
-      <w:hyperlink r:id="rId22">
+      <w:hyperlink r:id="rId20">
         <w:r>
           <w:rPr>
             <w:lang w:val="zh_CN" w:bidi="zh_CN"/>
@@ -756,7 +713,7 @@
         </w:rPr>
         <w:t>"这个词来指人的内在，看不见的部分。 当圣经使用灵这个词时，重点是在人与神的</w:t>
       </w:r>
-      <w:hyperlink r:id="rId16">
+      <w:hyperlink r:id="rId14">
         <w:r>
           <w:rPr>
             <w:lang w:val="zh_CN" w:bidi="zh_CN"/>
@@ -774,7 +731,7 @@
         </w:rPr>
         <w:t>。 当我们</w:t>
       </w:r>
-      <w:hyperlink r:id="rId17">
+      <w:hyperlink r:id="rId15">
         <w:r>
           <w:rPr>
             <w:lang w:val="zh_CN" w:bidi="zh_CN"/>
@@ -792,7 +749,7 @@
         </w:rPr>
         <w:t>时，是我们的灵与神说话。 当</w:t>
       </w:r>
-      <w:hyperlink r:id="rId18">
+      <w:hyperlink r:id="rId16">
         <w:r>
           <w:rPr>
             <w:lang w:val="zh_CN" w:bidi="zh_CN"/>
@@ -904,7 +861,7 @@
           <w:lang w:val="zh_CN" w:bidi="zh_CN"/>
         </w:rPr>
       </w:r>
-      <w:hyperlink r:id="rId22">
+      <w:hyperlink r:id="rId20">
         <w:r>
           <w:rPr>
             <w:lang w:val="zh_CN" w:bidi="zh_CN"/>
@@ -934,7 +891,7 @@
           <w:lang w:val="zh_CN" w:bidi="zh_CN"/>
         </w:rPr>
       </w:r>
-      <w:hyperlink r:id="rId19">
+      <w:hyperlink r:id="rId17">
         <w:r>
           <w:rPr>
             <w:lang w:val="zh_CN" w:bidi="zh_CN"/>
@@ -964,7 +921,7 @@
           <w:lang w:val="zh_CN" w:bidi="zh_CN"/>
         </w:rPr>
       </w:r>
-      <w:hyperlink r:id="rId20">
+      <w:hyperlink r:id="rId18">
         <w:r>
           <w:rPr>
             <w:lang w:val="zh_CN" w:bidi="zh_CN"/>
@@ -1035,7 +992,7 @@
           <w:lang w:val="zh_CN" w:bidi="zh_CN"/>
         </w:rPr>
       </w:r>
-      <w:hyperlink r:id="rId21">
+      <w:hyperlink r:id="rId19">
         <w:r>
           <w:rPr>
             <w:lang w:val="zh_CN" w:bidi="zh_CN"/>

--- a/zhs/docx/042.content.docx
+++ b/zhs/docx/042.content.docx
@@ -45,7 +45,7 @@
         <w:rPr>
           <w:lang w:val="zh_CN" w:bidi="zh_CN"/>
         </w:rPr>
-        <w:t xml:space="preserve"> © 2023 SRV Partners Released under CC BY-SA 4.0 license. </w:t>
+        <w:t xml:space="preserve"> © 2025 Word Collective Released under CC BY-SA 4.0 license. </w:t>
       </w:r>
       <w:r>
         <w:rPr>
@@ -69,7 +69,7 @@
         <w:rPr>
           <w:lang w:val="zh_CN" w:bidi="zh_CN"/>
         </w:rPr>
-        <w:t xml:space="preserve"> © 2023 SRV Partners. Released under CC BY-SA 4.0 license by Mission Mutual</w:t>
+        <w:t xml:space="preserve"> © 2025 Word Collective. Released under CC BY-SA 4.0 license by Mission Mutual</w:t>
       </w:r>
       <w:r>
         <w:rPr>
